--- a/templates/shablon_arenda_ts_ip_without_vat.docx
+++ b/templates/shablon_arenda_ts_ip_without_vat.docx
@@ -44,18 +44,18 @@
     </w:p>
     <w:tbl>
       <w:tblPr>
-        <w:tblW w:type="dxa" w:w="9972"/>
+        <w:tblW w:type="dxa" w:w="9638"/>
         <w:tblLayout w:type="fixed"/>
         <w:tblLook w:firstColumn="1" w:firstRow="1" w:lastColumn="0" w:lastRow="0" w:noHBand="0" w:noVBand="1" w:val="04A0"/>
       </w:tblPr>
       <w:tblGrid>
-        <w:gridCol w:w="4986"/>
-        <w:gridCol w:w="4986"/>
+        <w:gridCol w:w="4819"/>
+        <w:gridCol w:w="4819"/>
       </w:tblGrid>
       <w:tr>
         <w:tc>
           <w:tcPr>
-            <w:tcW w:type="dxa" w:w="4986"/>
+            <w:tcW w:type="dxa" w:w="4819"/>
           </w:tcPr>
           <w:p>
             <w:pPr>
@@ -75,7 +75,7 @@
         </w:tc>
         <w:tc>
           <w:tcPr>
-            <w:tcW w:type="dxa" w:w="4986"/>
+            <w:tcW w:type="dxa" w:w="4819"/>
           </w:tcPr>
           <w:p>
             <w:pPr>
@@ -3251,18 +3251,18 @@
     <w:tbl>
       <w:tblPr>
         <w:tblStyle w:val="TableGrid"/>
-        <w:tblW w:type="dxa" w:w="9972"/>
+        <w:tblW w:type="dxa" w:w="9638"/>
         <w:tblLayout w:type="fixed"/>
         <w:tblLook w:firstColumn="1" w:firstRow="1" w:lastColumn="0" w:lastRow="0" w:noHBand="0" w:noVBand="1" w:val="04A0"/>
       </w:tblPr>
       <w:tblGrid>
-        <w:gridCol w:w="4986"/>
-        <w:gridCol w:w="4986"/>
+        <w:gridCol w:w="4819"/>
+        <w:gridCol w:w="4819"/>
       </w:tblGrid>
       <w:tr>
         <w:tc>
           <w:tcPr>
-            <w:tcW w:type="dxa" w:w="4986"/>
+            <w:tcW w:type="dxa" w:w="4819"/>
             <w:tcBorders>
               <w:top w:val="single" w:sz="8" w:space="0" w:color="000000"/>
               <w:left w:val="single" w:sz="8" w:space="0" w:color="000000"/>
@@ -3407,7 +3407,7 @@
         </w:tc>
         <w:tc>
           <w:tcPr>
-            <w:tcW w:type="dxa" w:w="4986"/>
+            <w:tcW w:type="dxa" w:w="4819"/>
             <w:tcBorders>
               <w:top w:val="single" w:sz="8" w:space="0" w:color="000000"/>
               <w:left w:val="single" w:sz="8" w:space="0" w:color="000000"/>
@@ -3645,18 +3645,18 @@
     <w:tbl>
       <w:tblPr>
         <w:tblStyle w:val="TableGrid"/>
-        <w:tblW w:type="dxa" w:w="9972"/>
+        <w:tblW w:type="dxa" w:w="9638"/>
         <w:tblLayout w:type="fixed"/>
         <w:tblLook w:firstColumn="1" w:firstRow="1" w:lastColumn="0" w:lastRow="0" w:noHBand="0" w:noVBand="1" w:val="04A0"/>
       </w:tblPr>
       <w:tblGrid>
-        <w:gridCol w:w="4490"/>
-        <w:gridCol w:w="5482"/>
+        <w:gridCol w:w="4341"/>
+        <w:gridCol w:w="5297"/>
       </w:tblGrid>
       <w:tr>
         <w:tc>
           <w:tcPr>
-            <w:tcW w:type="dxa" w:w="4490"/>
+            <w:tcW w:type="dxa" w:w="4341"/>
             <w:tcBorders>
               <w:top w:val="single" w:sz="8" w:space="0" w:color="000000"/>
               <w:left w:val="single" w:sz="8" w:space="0" w:color="000000"/>
@@ -3682,7 +3682,7 @@
         </w:tc>
         <w:tc>
           <w:tcPr>
-            <w:tcW w:type="dxa" w:w="5482"/>
+            <w:tcW w:type="dxa" w:w="5297"/>
             <w:tcBorders>
               <w:top w:val="single" w:sz="8" w:space="0" w:color="000000"/>
               <w:left w:val="single" w:sz="8" w:space="0" w:color="000000"/>
@@ -3701,7 +3701,7 @@
       <w:tr>
         <w:tc>
           <w:tcPr>
-            <w:tcW w:type="dxa" w:w="4490"/>
+            <w:tcW w:type="dxa" w:w="4341"/>
             <w:tcBorders>
               <w:top w:val="single" w:sz="8" w:space="0" w:color="000000"/>
               <w:left w:val="single" w:sz="8" w:space="0" w:color="000000"/>
@@ -3727,7 +3727,7 @@
         </w:tc>
         <w:tc>
           <w:tcPr>
-            <w:tcW w:type="dxa" w:w="5482"/>
+            <w:tcW w:type="dxa" w:w="5297"/>
             <w:tcBorders>
               <w:top w:val="single" w:sz="8" w:space="0" w:color="000000"/>
               <w:left w:val="single" w:sz="8" w:space="0" w:color="000000"/>
@@ -3746,7 +3746,7 @@
       <w:tr>
         <w:tc>
           <w:tcPr>
-            <w:tcW w:type="dxa" w:w="4490"/>
+            <w:tcW w:type="dxa" w:w="4341"/>
             <w:tcBorders>
               <w:top w:val="single" w:sz="8" w:space="0" w:color="000000"/>
               <w:left w:val="single" w:sz="8" w:space="0" w:color="000000"/>
@@ -3772,7 +3772,7 @@
         </w:tc>
         <w:tc>
           <w:tcPr>
-            <w:tcW w:type="dxa" w:w="5482"/>
+            <w:tcW w:type="dxa" w:w="5297"/>
             <w:tcBorders>
               <w:top w:val="single" w:sz="8" w:space="0" w:color="000000"/>
               <w:left w:val="single" w:sz="8" w:space="0" w:color="000000"/>
@@ -3800,7 +3800,7 @@
       <w:tr>
         <w:tc>
           <w:tcPr>
-            <w:tcW w:type="dxa" w:w="4490"/>
+            <w:tcW w:type="dxa" w:w="4341"/>
             <w:tcBorders>
               <w:top w:val="single" w:sz="8" w:space="0" w:color="000000"/>
               <w:left w:val="single" w:sz="8" w:space="0" w:color="000000"/>
@@ -3826,7 +3826,7 @@
         </w:tc>
         <w:tc>
           <w:tcPr>
-            <w:tcW w:type="dxa" w:w="5482"/>
+            <w:tcW w:type="dxa" w:w="5297"/>
             <w:tcBorders>
               <w:top w:val="single" w:sz="8" w:space="0" w:color="000000"/>
               <w:left w:val="single" w:sz="8" w:space="0" w:color="000000"/>
@@ -3854,7 +3854,7 @@
       <w:tr>
         <w:tc>
           <w:tcPr>
-            <w:tcW w:type="dxa" w:w="4490"/>
+            <w:tcW w:type="dxa" w:w="4341"/>
             <w:tcBorders>
               <w:top w:val="single" w:sz="8" w:space="0" w:color="000000"/>
               <w:left w:val="single" w:sz="8" w:space="0" w:color="000000"/>
@@ -3880,7 +3880,7 @@
         </w:tc>
         <w:tc>
           <w:tcPr>
-            <w:tcW w:type="dxa" w:w="5482"/>
+            <w:tcW w:type="dxa" w:w="5297"/>
             <w:tcBorders>
               <w:top w:val="single" w:sz="8" w:space="0" w:color="000000"/>
               <w:left w:val="single" w:sz="8" w:space="0" w:color="000000"/>
@@ -3899,7 +3899,7 @@
       <w:tr>
         <w:tc>
           <w:tcPr>
-            <w:tcW w:type="dxa" w:w="4490"/>
+            <w:tcW w:type="dxa" w:w="4341"/>
             <w:tcBorders>
               <w:top w:val="single" w:sz="8" w:space="0" w:color="000000"/>
               <w:left w:val="single" w:sz="8" w:space="0" w:color="000000"/>
@@ -3925,7 +3925,7 @@
         </w:tc>
         <w:tc>
           <w:tcPr>
-            <w:tcW w:type="dxa" w:w="5482"/>
+            <w:tcW w:type="dxa" w:w="5297"/>
             <w:tcBorders>
               <w:top w:val="single" w:sz="8" w:space="0" w:color="000000"/>
               <w:left w:val="single" w:sz="8" w:space="0" w:color="000000"/>
@@ -3944,7 +3944,7 @@
       <w:tr>
         <w:tc>
           <w:tcPr>
-            <w:tcW w:type="dxa" w:w="4490"/>
+            <w:tcW w:type="dxa" w:w="4341"/>
             <w:tcBorders>
               <w:top w:val="single" w:sz="8" w:space="0" w:color="000000"/>
               <w:left w:val="single" w:sz="8" w:space="0" w:color="000000"/>
@@ -3970,7 +3970,7 @@
         </w:tc>
         <w:tc>
           <w:tcPr>
-            <w:tcW w:type="dxa" w:w="5482"/>
+            <w:tcW w:type="dxa" w:w="5297"/>
             <w:tcBorders>
               <w:top w:val="single" w:sz="8" w:space="0" w:color="000000"/>
               <w:left w:val="single" w:sz="8" w:space="0" w:color="000000"/>
@@ -3998,7 +3998,7 @@
       <w:tr>
         <w:tc>
           <w:tcPr>
-            <w:tcW w:type="dxa" w:w="4490"/>
+            <w:tcW w:type="dxa" w:w="4341"/>
             <w:tcBorders>
               <w:top w:val="single" w:sz="8" w:space="0" w:color="000000"/>
               <w:left w:val="single" w:sz="8" w:space="0" w:color="000000"/>
@@ -4024,7 +4024,7 @@
         </w:tc>
         <w:tc>
           <w:tcPr>
-            <w:tcW w:type="dxa" w:w="5482"/>
+            <w:tcW w:type="dxa" w:w="5297"/>
             <w:tcBorders>
               <w:top w:val="single" w:sz="8" w:space="0" w:color="000000"/>
               <w:left w:val="single" w:sz="8" w:space="0" w:color="000000"/>
@@ -4082,18 +4082,18 @@
     <w:tbl>
       <w:tblPr>
         <w:tblStyle w:val="TableGrid"/>
-        <w:tblW w:type="dxa" w:w="9972"/>
+        <w:tblW w:type="dxa" w:w="9638"/>
         <w:tblLayout w:type="fixed"/>
         <w:tblLook w:firstColumn="1" w:firstRow="1" w:lastColumn="0" w:lastRow="0" w:noHBand="0" w:noVBand="1" w:val="04A0"/>
       </w:tblPr>
       <w:tblGrid>
-        <w:gridCol w:w="4490"/>
-        <w:gridCol w:w="5482"/>
+        <w:gridCol w:w="4341"/>
+        <w:gridCol w:w="5297"/>
       </w:tblGrid>
       <w:tr>
         <w:tc>
           <w:tcPr>
-            <w:tcW w:type="dxa" w:w="4490"/>
+            <w:tcW w:type="dxa" w:w="4341"/>
             <w:tcBorders>
               <w:top w:val="single" w:sz="8" w:space="0" w:color="000000"/>
               <w:left w:val="single" w:sz="8" w:space="0" w:color="000000"/>
@@ -4119,7 +4119,7 @@
         </w:tc>
         <w:tc>
           <w:tcPr>
-            <w:tcW w:type="dxa" w:w="5482"/>
+            <w:tcW w:type="dxa" w:w="5297"/>
             <w:tcBorders>
               <w:top w:val="single" w:sz="8" w:space="0" w:color="000000"/>
               <w:left w:val="single" w:sz="8" w:space="0" w:color="000000"/>
@@ -4138,7 +4138,7 @@
       <w:tr>
         <w:tc>
           <w:tcPr>
-            <w:tcW w:type="dxa" w:w="4490"/>
+            <w:tcW w:type="dxa" w:w="4341"/>
             <w:tcBorders>
               <w:top w:val="single" w:sz="8" w:space="0" w:color="000000"/>
               <w:left w:val="single" w:sz="8" w:space="0" w:color="000000"/>
@@ -4164,7 +4164,7 @@
         </w:tc>
         <w:tc>
           <w:tcPr>
-            <w:tcW w:type="dxa" w:w="5482"/>
+            <w:tcW w:type="dxa" w:w="5297"/>
             <w:tcBorders>
               <w:top w:val="single" w:sz="8" w:space="0" w:color="000000"/>
               <w:left w:val="single" w:sz="8" w:space="0" w:color="000000"/>
@@ -4183,7 +4183,7 @@
       <w:tr>
         <w:tc>
           <w:tcPr>
-            <w:tcW w:type="dxa" w:w="4490"/>
+            <w:tcW w:type="dxa" w:w="4341"/>
             <w:tcBorders>
               <w:top w:val="single" w:sz="8" w:space="0" w:color="000000"/>
               <w:left w:val="single" w:sz="8" w:space="0" w:color="000000"/>
@@ -4209,7 +4209,7 @@
         </w:tc>
         <w:tc>
           <w:tcPr>
-            <w:tcW w:type="dxa" w:w="5482"/>
+            <w:tcW w:type="dxa" w:w="5297"/>
             <w:tcBorders>
               <w:top w:val="single" w:sz="8" w:space="0" w:color="000000"/>
               <w:left w:val="single" w:sz="8" w:space="0" w:color="000000"/>
@@ -4228,7 +4228,7 @@
       <w:tr>
         <w:tc>
           <w:tcPr>
-            <w:tcW w:type="dxa" w:w="4490"/>
+            <w:tcW w:type="dxa" w:w="4341"/>
             <w:tcBorders>
               <w:top w:val="single" w:sz="8" w:space="0" w:color="000000"/>
               <w:left w:val="single" w:sz="8" w:space="0" w:color="000000"/>
@@ -4254,7 +4254,7 @@
         </w:tc>
         <w:tc>
           <w:tcPr>
-            <w:tcW w:type="dxa" w:w="5482"/>
+            <w:tcW w:type="dxa" w:w="5297"/>
             <w:tcBorders>
               <w:top w:val="single" w:sz="8" w:space="0" w:color="000000"/>
               <w:left w:val="single" w:sz="8" w:space="0" w:color="000000"/>
@@ -4273,7 +4273,7 @@
       <w:tr>
         <w:tc>
           <w:tcPr>
-            <w:tcW w:type="dxa" w:w="4490"/>
+            <w:tcW w:type="dxa" w:w="4341"/>
             <w:tcBorders>
               <w:top w:val="single" w:sz="8" w:space="0" w:color="000000"/>
               <w:left w:val="single" w:sz="8" w:space="0" w:color="000000"/>
@@ -4299,7 +4299,7 @@
         </w:tc>
         <w:tc>
           <w:tcPr>
-            <w:tcW w:type="dxa" w:w="5482"/>
+            <w:tcW w:type="dxa" w:w="5297"/>
             <w:tcBorders>
               <w:top w:val="single" w:sz="8" w:space="0" w:color="000000"/>
               <w:left w:val="single" w:sz="8" w:space="0" w:color="000000"/>
@@ -4334,18 +4334,18 @@
     <w:tbl>
       <w:tblPr>
         <w:tblStyle w:val="TableGrid"/>
-        <w:tblW w:type="dxa" w:w="9972"/>
+        <w:tblW w:type="dxa" w:w="9638"/>
         <w:tblLayout w:type="fixed"/>
         <w:tblLook w:firstColumn="1" w:firstRow="1" w:lastColumn="0" w:lastRow="0" w:noHBand="0" w:noVBand="1" w:val="04A0"/>
       </w:tblPr>
       <w:tblGrid>
-        <w:gridCol w:w="4986"/>
-        <w:gridCol w:w="4986"/>
+        <w:gridCol w:w="4819"/>
+        <w:gridCol w:w="4819"/>
       </w:tblGrid>
       <w:tr>
         <w:tc>
           <w:tcPr>
-            <w:tcW w:type="dxa" w:w="4986"/>
+            <w:tcW w:type="dxa" w:w="4819"/>
             <w:tcBorders>
               <w:top w:val="single" w:sz="8" w:space="0" w:color="000000"/>
               <w:left w:val="single" w:sz="8" w:space="0" w:color="000000"/>
@@ -4401,7 +4401,7 @@
         </w:tc>
         <w:tc>
           <w:tcPr>
-            <w:tcW w:type="dxa" w:w="4986"/>
+            <w:tcW w:type="dxa" w:w="4819"/>
             <w:tcBorders>
               <w:top w:val="single" w:sz="8" w:space="0" w:color="000000"/>
               <w:left w:val="single" w:sz="8" w:space="0" w:color="000000"/>
@@ -4458,7 +4458,7 @@
       </w:tr>
     </w:tbl>
     <w:sectPr>
-      <w:pgSz w:w="12240" w:h="15840"/>
+      <w:pgSz w:w="11906" w:h="16838"/>
       <w:pgMar w:top="964" w:right="1134" w:bottom="964" w:left="1134" w:header="720" w:footer="720" w:gutter="0"/>
       <w:cols w:space="720"/>
       <w:docGrid w:linePitch="360"/>

--- a/templates/shablon_arenda_ts_ip_without_vat.docx
+++ b/templates/shablon_arenda_ts_ip_without_vat.docx
@@ -44,18 +44,18 @@
     </w:p>
     <w:tbl>
       <w:tblPr>
-        <w:tblW w:type="dxa" w:w="9638"/>
+        <w:tblW w:type="dxa" w:w="9921"/>
         <w:tblLayout w:type="fixed"/>
         <w:tblLook w:firstColumn="1" w:firstRow="1" w:lastColumn="0" w:lastRow="0" w:noHBand="0" w:noVBand="1" w:val="04A0"/>
       </w:tblPr>
       <w:tblGrid>
-        <w:gridCol w:w="4819"/>
-        <w:gridCol w:w="4819"/>
+        <w:gridCol w:w="4960"/>
+        <w:gridCol w:w="4961"/>
       </w:tblGrid>
       <w:tr>
         <w:tc>
           <w:tcPr>
-            <w:tcW w:type="dxa" w:w="4819"/>
+            <w:tcW w:type="dxa" w:w="4960"/>
           </w:tcPr>
           <w:p>
             <w:pPr>
@@ -75,7 +75,7 @@
         </w:tc>
         <w:tc>
           <w:tcPr>
-            <w:tcW w:type="dxa" w:w="4819"/>
+            <w:tcW w:type="dxa" w:w="4961"/>
           </w:tcPr>
           <w:p>
             <w:pPr>
@@ -3251,18 +3251,18 @@
     <w:tbl>
       <w:tblPr>
         <w:tblStyle w:val="TableGrid"/>
-        <w:tblW w:type="dxa" w:w="9638"/>
+        <w:tblW w:type="dxa" w:w="9921"/>
         <w:tblLayout w:type="fixed"/>
         <w:tblLook w:firstColumn="1" w:firstRow="1" w:lastColumn="0" w:lastRow="0" w:noHBand="0" w:noVBand="1" w:val="04A0"/>
       </w:tblPr>
       <w:tblGrid>
-        <w:gridCol w:w="4819"/>
-        <w:gridCol w:w="4819"/>
+        <w:gridCol w:w="4960"/>
+        <w:gridCol w:w="4961"/>
       </w:tblGrid>
       <w:tr>
         <w:tc>
           <w:tcPr>
-            <w:tcW w:type="dxa" w:w="4819"/>
+            <w:tcW w:type="dxa" w:w="4960"/>
             <w:tcBorders>
               <w:top w:val="single" w:sz="8" w:space="0" w:color="000000"/>
               <w:left w:val="single" w:sz="8" w:space="0" w:color="000000"/>
@@ -3407,7 +3407,7 @@
         </w:tc>
         <w:tc>
           <w:tcPr>
-            <w:tcW w:type="dxa" w:w="4819"/>
+            <w:tcW w:type="dxa" w:w="4961"/>
             <w:tcBorders>
               <w:top w:val="single" w:sz="8" w:space="0" w:color="000000"/>
               <w:left w:val="single" w:sz="8" w:space="0" w:color="000000"/>
@@ -3645,18 +3645,18 @@
     <w:tbl>
       <w:tblPr>
         <w:tblStyle w:val="TableGrid"/>
-        <w:tblW w:type="dxa" w:w="9638"/>
+        <w:tblW w:type="dxa" w:w="9921"/>
         <w:tblLayout w:type="fixed"/>
         <w:tblLook w:firstColumn="1" w:firstRow="1" w:lastColumn="0" w:lastRow="0" w:noHBand="0" w:noVBand="1" w:val="04A0"/>
       </w:tblPr>
       <w:tblGrid>
-        <w:gridCol w:w="4341"/>
-        <w:gridCol w:w="5297"/>
+        <w:gridCol w:w="4468"/>
+        <w:gridCol w:w="5453"/>
       </w:tblGrid>
       <w:tr>
         <w:tc>
           <w:tcPr>
-            <w:tcW w:type="dxa" w:w="4341"/>
+            <w:tcW w:type="dxa" w:w="4468"/>
             <w:tcBorders>
               <w:top w:val="single" w:sz="8" w:space="0" w:color="000000"/>
               <w:left w:val="single" w:sz="8" w:space="0" w:color="000000"/>
@@ -3682,7 +3682,7 @@
         </w:tc>
         <w:tc>
           <w:tcPr>
-            <w:tcW w:type="dxa" w:w="5297"/>
+            <w:tcW w:type="dxa" w:w="5453"/>
             <w:tcBorders>
               <w:top w:val="single" w:sz="8" w:space="0" w:color="000000"/>
               <w:left w:val="single" w:sz="8" w:space="0" w:color="000000"/>
@@ -3701,7 +3701,7 @@
       <w:tr>
         <w:tc>
           <w:tcPr>
-            <w:tcW w:type="dxa" w:w="4341"/>
+            <w:tcW w:type="dxa" w:w="4468"/>
             <w:tcBorders>
               <w:top w:val="single" w:sz="8" w:space="0" w:color="000000"/>
               <w:left w:val="single" w:sz="8" w:space="0" w:color="000000"/>
@@ -3727,7 +3727,7 @@
         </w:tc>
         <w:tc>
           <w:tcPr>
-            <w:tcW w:type="dxa" w:w="5297"/>
+            <w:tcW w:type="dxa" w:w="5453"/>
             <w:tcBorders>
               <w:top w:val="single" w:sz="8" w:space="0" w:color="000000"/>
               <w:left w:val="single" w:sz="8" w:space="0" w:color="000000"/>
@@ -3746,7 +3746,7 @@
       <w:tr>
         <w:tc>
           <w:tcPr>
-            <w:tcW w:type="dxa" w:w="4341"/>
+            <w:tcW w:type="dxa" w:w="4468"/>
             <w:tcBorders>
               <w:top w:val="single" w:sz="8" w:space="0" w:color="000000"/>
               <w:left w:val="single" w:sz="8" w:space="0" w:color="000000"/>
@@ -3772,7 +3772,7 @@
         </w:tc>
         <w:tc>
           <w:tcPr>
-            <w:tcW w:type="dxa" w:w="5297"/>
+            <w:tcW w:type="dxa" w:w="5453"/>
             <w:tcBorders>
               <w:top w:val="single" w:sz="8" w:space="0" w:color="000000"/>
               <w:left w:val="single" w:sz="8" w:space="0" w:color="000000"/>
@@ -3800,7 +3800,7 @@
       <w:tr>
         <w:tc>
           <w:tcPr>
-            <w:tcW w:type="dxa" w:w="4341"/>
+            <w:tcW w:type="dxa" w:w="4468"/>
             <w:tcBorders>
               <w:top w:val="single" w:sz="8" w:space="0" w:color="000000"/>
               <w:left w:val="single" w:sz="8" w:space="0" w:color="000000"/>
@@ -3826,7 +3826,7 @@
         </w:tc>
         <w:tc>
           <w:tcPr>
-            <w:tcW w:type="dxa" w:w="5297"/>
+            <w:tcW w:type="dxa" w:w="5453"/>
             <w:tcBorders>
               <w:top w:val="single" w:sz="8" w:space="0" w:color="000000"/>
               <w:left w:val="single" w:sz="8" w:space="0" w:color="000000"/>
@@ -3854,7 +3854,7 @@
       <w:tr>
         <w:tc>
           <w:tcPr>
-            <w:tcW w:type="dxa" w:w="4341"/>
+            <w:tcW w:type="dxa" w:w="4468"/>
             <w:tcBorders>
               <w:top w:val="single" w:sz="8" w:space="0" w:color="000000"/>
               <w:left w:val="single" w:sz="8" w:space="0" w:color="000000"/>
@@ -3880,7 +3880,7 @@
         </w:tc>
         <w:tc>
           <w:tcPr>
-            <w:tcW w:type="dxa" w:w="5297"/>
+            <w:tcW w:type="dxa" w:w="5453"/>
             <w:tcBorders>
               <w:top w:val="single" w:sz="8" w:space="0" w:color="000000"/>
               <w:left w:val="single" w:sz="8" w:space="0" w:color="000000"/>
@@ -3899,7 +3899,7 @@
       <w:tr>
         <w:tc>
           <w:tcPr>
-            <w:tcW w:type="dxa" w:w="4341"/>
+            <w:tcW w:type="dxa" w:w="4468"/>
             <w:tcBorders>
               <w:top w:val="single" w:sz="8" w:space="0" w:color="000000"/>
               <w:left w:val="single" w:sz="8" w:space="0" w:color="000000"/>
@@ -3925,7 +3925,7 @@
         </w:tc>
         <w:tc>
           <w:tcPr>
-            <w:tcW w:type="dxa" w:w="5297"/>
+            <w:tcW w:type="dxa" w:w="5453"/>
             <w:tcBorders>
               <w:top w:val="single" w:sz="8" w:space="0" w:color="000000"/>
               <w:left w:val="single" w:sz="8" w:space="0" w:color="000000"/>
@@ -3944,7 +3944,7 @@
       <w:tr>
         <w:tc>
           <w:tcPr>
-            <w:tcW w:type="dxa" w:w="4341"/>
+            <w:tcW w:type="dxa" w:w="4468"/>
             <w:tcBorders>
               <w:top w:val="single" w:sz="8" w:space="0" w:color="000000"/>
               <w:left w:val="single" w:sz="8" w:space="0" w:color="000000"/>
@@ -3970,7 +3970,7 @@
         </w:tc>
         <w:tc>
           <w:tcPr>
-            <w:tcW w:type="dxa" w:w="5297"/>
+            <w:tcW w:type="dxa" w:w="5453"/>
             <w:tcBorders>
               <w:top w:val="single" w:sz="8" w:space="0" w:color="000000"/>
               <w:left w:val="single" w:sz="8" w:space="0" w:color="000000"/>
@@ -3998,7 +3998,7 @@
       <w:tr>
         <w:tc>
           <w:tcPr>
-            <w:tcW w:type="dxa" w:w="4341"/>
+            <w:tcW w:type="dxa" w:w="4468"/>
             <w:tcBorders>
               <w:top w:val="single" w:sz="8" w:space="0" w:color="000000"/>
               <w:left w:val="single" w:sz="8" w:space="0" w:color="000000"/>
@@ -4024,7 +4024,7 @@
         </w:tc>
         <w:tc>
           <w:tcPr>
-            <w:tcW w:type="dxa" w:w="5297"/>
+            <w:tcW w:type="dxa" w:w="5453"/>
             <w:tcBorders>
               <w:top w:val="single" w:sz="8" w:space="0" w:color="000000"/>
               <w:left w:val="single" w:sz="8" w:space="0" w:color="000000"/>
@@ -4082,18 +4082,18 @@
     <w:tbl>
       <w:tblPr>
         <w:tblStyle w:val="TableGrid"/>
-        <w:tblW w:type="dxa" w:w="9638"/>
+        <w:tblW w:type="dxa" w:w="9921"/>
         <w:tblLayout w:type="fixed"/>
         <w:tblLook w:firstColumn="1" w:firstRow="1" w:lastColumn="0" w:lastRow="0" w:noHBand="0" w:noVBand="1" w:val="04A0"/>
       </w:tblPr>
       <w:tblGrid>
-        <w:gridCol w:w="4341"/>
-        <w:gridCol w:w="5297"/>
+        <w:gridCol w:w="4468"/>
+        <w:gridCol w:w="5453"/>
       </w:tblGrid>
       <w:tr>
         <w:tc>
           <w:tcPr>
-            <w:tcW w:type="dxa" w:w="4341"/>
+            <w:tcW w:type="dxa" w:w="4468"/>
             <w:tcBorders>
               <w:top w:val="single" w:sz="8" w:space="0" w:color="000000"/>
               <w:left w:val="single" w:sz="8" w:space="0" w:color="000000"/>
@@ -4119,7 +4119,7 @@
         </w:tc>
         <w:tc>
           <w:tcPr>
-            <w:tcW w:type="dxa" w:w="5297"/>
+            <w:tcW w:type="dxa" w:w="5453"/>
             <w:tcBorders>
               <w:top w:val="single" w:sz="8" w:space="0" w:color="000000"/>
               <w:left w:val="single" w:sz="8" w:space="0" w:color="000000"/>
@@ -4138,7 +4138,7 @@
       <w:tr>
         <w:tc>
           <w:tcPr>
-            <w:tcW w:type="dxa" w:w="4341"/>
+            <w:tcW w:type="dxa" w:w="4468"/>
             <w:tcBorders>
               <w:top w:val="single" w:sz="8" w:space="0" w:color="000000"/>
               <w:left w:val="single" w:sz="8" w:space="0" w:color="000000"/>
@@ -4164,7 +4164,7 @@
         </w:tc>
         <w:tc>
           <w:tcPr>
-            <w:tcW w:type="dxa" w:w="5297"/>
+            <w:tcW w:type="dxa" w:w="5453"/>
             <w:tcBorders>
               <w:top w:val="single" w:sz="8" w:space="0" w:color="000000"/>
               <w:left w:val="single" w:sz="8" w:space="0" w:color="000000"/>
@@ -4183,7 +4183,7 @@
       <w:tr>
         <w:tc>
           <w:tcPr>
-            <w:tcW w:type="dxa" w:w="4341"/>
+            <w:tcW w:type="dxa" w:w="4468"/>
             <w:tcBorders>
               <w:top w:val="single" w:sz="8" w:space="0" w:color="000000"/>
               <w:left w:val="single" w:sz="8" w:space="0" w:color="000000"/>
@@ -4209,7 +4209,7 @@
         </w:tc>
         <w:tc>
           <w:tcPr>
-            <w:tcW w:type="dxa" w:w="5297"/>
+            <w:tcW w:type="dxa" w:w="5453"/>
             <w:tcBorders>
               <w:top w:val="single" w:sz="8" w:space="0" w:color="000000"/>
               <w:left w:val="single" w:sz="8" w:space="0" w:color="000000"/>
@@ -4228,7 +4228,7 @@
       <w:tr>
         <w:tc>
           <w:tcPr>
-            <w:tcW w:type="dxa" w:w="4341"/>
+            <w:tcW w:type="dxa" w:w="4468"/>
             <w:tcBorders>
               <w:top w:val="single" w:sz="8" w:space="0" w:color="000000"/>
               <w:left w:val="single" w:sz="8" w:space="0" w:color="000000"/>
@@ -4254,7 +4254,7 @@
         </w:tc>
         <w:tc>
           <w:tcPr>
-            <w:tcW w:type="dxa" w:w="5297"/>
+            <w:tcW w:type="dxa" w:w="5453"/>
             <w:tcBorders>
               <w:top w:val="single" w:sz="8" w:space="0" w:color="000000"/>
               <w:left w:val="single" w:sz="8" w:space="0" w:color="000000"/>
@@ -4273,7 +4273,7 @@
       <w:tr>
         <w:tc>
           <w:tcPr>
-            <w:tcW w:type="dxa" w:w="4341"/>
+            <w:tcW w:type="dxa" w:w="4468"/>
             <w:tcBorders>
               <w:top w:val="single" w:sz="8" w:space="0" w:color="000000"/>
               <w:left w:val="single" w:sz="8" w:space="0" w:color="000000"/>
@@ -4299,7 +4299,7 @@
         </w:tc>
         <w:tc>
           <w:tcPr>
-            <w:tcW w:type="dxa" w:w="5297"/>
+            <w:tcW w:type="dxa" w:w="5453"/>
             <w:tcBorders>
               <w:top w:val="single" w:sz="8" w:space="0" w:color="000000"/>
               <w:left w:val="single" w:sz="8" w:space="0" w:color="000000"/>
@@ -4334,18 +4334,18 @@
     <w:tbl>
       <w:tblPr>
         <w:tblStyle w:val="TableGrid"/>
-        <w:tblW w:type="dxa" w:w="9638"/>
+        <w:tblW w:type="dxa" w:w="9921"/>
         <w:tblLayout w:type="fixed"/>
         <w:tblLook w:firstColumn="1" w:firstRow="1" w:lastColumn="0" w:lastRow="0" w:noHBand="0" w:noVBand="1" w:val="04A0"/>
       </w:tblPr>
       <w:tblGrid>
-        <w:gridCol w:w="4819"/>
-        <w:gridCol w:w="4819"/>
+        <w:gridCol w:w="4960"/>
+        <w:gridCol w:w="4961"/>
       </w:tblGrid>
       <w:tr>
         <w:tc>
           <w:tcPr>
-            <w:tcW w:type="dxa" w:w="4819"/>
+            <w:tcW w:type="dxa" w:w="4960"/>
             <w:tcBorders>
               <w:top w:val="single" w:sz="8" w:space="0" w:color="000000"/>
               <w:left w:val="single" w:sz="8" w:space="0" w:color="000000"/>
@@ -4401,7 +4401,7 @@
         </w:tc>
         <w:tc>
           <w:tcPr>
-            <w:tcW w:type="dxa" w:w="4819"/>
+            <w:tcW w:type="dxa" w:w="4961"/>
             <w:tcBorders>
               <w:top w:val="single" w:sz="8" w:space="0" w:color="000000"/>
               <w:left w:val="single" w:sz="8" w:space="0" w:color="000000"/>
@@ -4459,7 +4459,7 @@
     </w:tbl>
     <w:sectPr>
       <w:pgSz w:w="11906" w:h="16838"/>
-      <w:pgMar w:top="964" w:right="1134" w:bottom="964" w:left="1134" w:header="720" w:footer="720" w:gutter="0"/>
+      <w:pgMar w:top="1134" w:right="851" w:bottom="1134" w:left="1134" w:header="720" w:footer="720" w:gutter="0"/>
       <w:cols w:space="720"/>
       <w:docGrid w:linePitch="360"/>
     </w:sectPr>

--- a/templates/shablon_arenda_ts_ip_without_vat.docx
+++ b/templates/shablon_arenda_ts_ip_without_vat.docx
@@ -2046,7 +2046,25 @@
           <w:sz w:val="21"/>
           <w:u w:val="none"/>
         </w:rPr>
-        <w:t>{{unloading_1_address}}. Плановая дата завершения: {{unloading_1_date}} г.</w:t>
+        <w:t xml:space="preserve">{{unloading_1_address}}. Плановая дата завершения: </w:t>
+      </w:r>
+      <w:r>
+        <w:rPr>
+          <w:rFonts w:ascii="Times New Roman" w:hAnsi="Times New Roman" w:cs="Times New Roman" w:eastAsia="Times New Roman"/>
+          <w:b w:val="0"/>
+          <w:sz w:val="21"/>
+          <w:u w:val="none"/>
+        </w:rPr>
+        <w:t>{{unloading_1_date}}</w:t>
+      </w:r>
+      <w:r>
+        <w:rPr>
+          <w:rFonts w:ascii="Times New Roman" w:hAnsi="Times New Roman" w:cs="Times New Roman" w:eastAsia="Times New Roman"/>
+          <w:b w:val="0"/>
+          <w:sz w:val="21"/>
+          <w:u w:val="none"/>
+        </w:rPr>
+        <w:t xml:space="preserve"> г.</w:t>
       </w:r>
     </w:p>
     <w:p>
@@ -2070,7 +2088,25 @@
           <w:sz w:val="21"/>
           <w:u w:val="none"/>
         </w:rPr>
-        <w:t>{{unloading_2_address}}. Плановая дата завершения: {{unloading_2_date}} г.</w:t>
+        <w:t xml:space="preserve">{{unloading_2_address}}. Плановая дата завершения: </w:t>
+      </w:r>
+      <w:r>
+        <w:rPr>
+          <w:rFonts w:ascii="Times New Roman" w:hAnsi="Times New Roman" w:cs="Times New Roman" w:eastAsia="Times New Roman"/>
+          <w:b w:val="0"/>
+          <w:sz w:val="21"/>
+          <w:u w:val="none"/>
+        </w:rPr>
+        <w:t>{{planned_completion_date}}</w:t>
+      </w:r>
+      <w:r>
+        <w:rPr>
+          <w:rFonts w:ascii="Times New Roman" w:hAnsi="Times New Roman" w:cs="Times New Roman" w:eastAsia="Times New Roman"/>
+          <w:b w:val="0"/>
+          <w:sz w:val="21"/>
+          <w:u w:val="none"/>
+        </w:rPr>
+        <w:t xml:space="preserve"> г.</w:t>
       </w:r>
     </w:p>
     <w:p>
@@ -2094,7 +2130,25 @@
           <w:sz w:val="21"/>
           <w:u w:val="none"/>
         </w:rPr>
-        <w:t>{{unloading_3_address}}. Плановая дата завершения: {{unloading_3_date}} г.</w:t>
+        <w:t xml:space="preserve">{{unloading_3_address}}. Плановая дата завершения: </w:t>
+      </w:r>
+      <w:r>
+        <w:rPr>
+          <w:rFonts w:ascii="Times New Roman" w:hAnsi="Times New Roman" w:cs="Times New Roman" w:eastAsia="Times New Roman"/>
+          <w:b w:val="0"/>
+          <w:sz w:val="21"/>
+          <w:u w:val="none"/>
+        </w:rPr>
+        <w:t>{{unloading_3_date}}</w:t>
+      </w:r>
+      <w:r>
+        <w:rPr>
+          <w:rFonts w:ascii="Times New Roman" w:hAnsi="Times New Roman" w:cs="Times New Roman" w:eastAsia="Times New Roman"/>
+          <w:b w:val="0"/>
+          <w:sz w:val="21"/>
+          <w:u w:val="none"/>
+        </w:rPr>
+        <w:t xml:space="preserve"> г.</w:t>
       </w:r>
     </w:p>
     <w:p>
@@ -2118,7 +2172,25 @@
           <w:sz w:val="21"/>
           <w:u w:val="none"/>
         </w:rPr>
-        <w:t>{{unloading_4_address}}. Плановая дата завершения: {{unloading_4_date}} г.</w:t>
+        <w:t xml:space="preserve">{{unloading_4_address}}. Плановая дата завершения: </w:t>
+      </w:r>
+      <w:r>
+        <w:rPr>
+          <w:rFonts w:ascii="Times New Roman" w:hAnsi="Times New Roman" w:cs="Times New Roman" w:eastAsia="Times New Roman"/>
+          <w:b w:val="0"/>
+          <w:sz w:val="21"/>
+          <w:u w:val="none"/>
+        </w:rPr>
+        <w:t>{{unloading_4_date}}</w:t>
+      </w:r>
+      <w:r>
+        <w:rPr>
+          <w:rFonts w:ascii="Times New Roman" w:hAnsi="Times New Roman" w:cs="Times New Roman" w:eastAsia="Times New Roman"/>
+          <w:b w:val="0"/>
+          <w:sz w:val="21"/>
+          <w:u w:val="none"/>
+        </w:rPr>
+        <w:t xml:space="preserve"> г.</w:t>
       </w:r>
     </w:p>
     <w:p>
@@ -2142,7 +2214,25 @@
           <w:sz w:val="21"/>
           <w:u w:val="none"/>
         </w:rPr>
-        <w:t>{{unloading_5_address}}. Плановая дата завершения: {{unloading_5_date}} г.</w:t>
+        <w:t xml:space="preserve">{{unloading_5_address}}. Плановая дата завершения: </w:t>
+      </w:r>
+      <w:r>
+        <w:rPr>
+          <w:rFonts w:ascii="Times New Roman" w:hAnsi="Times New Roman" w:cs="Times New Roman" w:eastAsia="Times New Roman"/>
+          <w:b w:val="0"/>
+          <w:sz w:val="21"/>
+          <w:u w:val="none"/>
+        </w:rPr>
+        <w:t>{{unloading_5_date}}</w:t>
+      </w:r>
+      <w:r>
+        <w:rPr>
+          <w:rFonts w:ascii="Times New Roman" w:hAnsi="Times New Roman" w:cs="Times New Roman" w:eastAsia="Times New Roman"/>
+          <w:b w:val="0"/>
+          <w:sz w:val="21"/>
+          <w:u w:val="none"/>
+        </w:rPr>
+        <w:t xml:space="preserve"> г.</w:t>
       </w:r>
     </w:p>
     <w:p>
@@ -2166,7 +2256,25 @@
           <w:sz w:val="21"/>
           <w:u w:val="none"/>
         </w:rPr>
-        <w:t>{{unloading_6_address}}. Плановая дата завершения: {{unloading_6_date}} г.</w:t>
+        <w:t xml:space="preserve">{{unloading_6_address}}. Плановая дата завершения: </w:t>
+      </w:r>
+      <w:r>
+        <w:rPr>
+          <w:rFonts w:ascii="Times New Roman" w:hAnsi="Times New Roman" w:cs="Times New Roman" w:eastAsia="Times New Roman"/>
+          <w:b w:val="0"/>
+          <w:sz w:val="21"/>
+          <w:u w:val="none"/>
+        </w:rPr>
+        <w:t>{{unloading_6_date}}</w:t>
+      </w:r>
+      <w:r>
+        <w:rPr>
+          <w:rFonts w:ascii="Times New Roman" w:hAnsi="Times New Roman" w:cs="Times New Roman" w:eastAsia="Times New Roman"/>
+          <w:b w:val="0"/>
+          <w:sz w:val="21"/>
+          <w:u w:val="none"/>
+        </w:rPr>
+        <w:t xml:space="preserve"> г.</w:t>
       </w:r>
     </w:p>
     <w:p>
@@ -2190,7 +2298,25 @@
           <w:sz w:val="21"/>
           <w:u w:val="none"/>
         </w:rPr>
-        <w:t>{{unloading_7_address}}. Плановая дата завершения: {{unloading_7_date}} г.</w:t>
+        <w:t xml:space="preserve">{{unloading_7_address}}. Плановая дата завершения: </w:t>
+      </w:r>
+      <w:r>
+        <w:rPr>
+          <w:rFonts w:ascii="Times New Roman" w:hAnsi="Times New Roman" w:cs="Times New Roman" w:eastAsia="Times New Roman"/>
+          <w:b w:val="0"/>
+          <w:sz w:val="21"/>
+          <w:u w:val="none"/>
+        </w:rPr>
+        <w:t>{{unloading_7_date}}</w:t>
+      </w:r>
+      <w:r>
+        <w:rPr>
+          <w:rFonts w:ascii="Times New Roman" w:hAnsi="Times New Roman" w:cs="Times New Roman" w:eastAsia="Times New Roman"/>
+          <w:b w:val="0"/>
+          <w:sz w:val="21"/>
+          <w:u w:val="none"/>
+        </w:rPr>
+        <w:t xml:space="preserve"> г.</w:t>
       </w:r>
     </w:p>
     <w:p>
@@ -2214,7 +2340,25 @@
           <w:sz w:val="21"/>
           <w:u w:val="none"/>
         </w:rPr>
-        <w:t>{{unloading_8_address}}. Плановая дата завершения: {{unloading_8_date}} г.</w:t>
+        <w:t xml:space="preserve">{{unloading_8_address}}. Плановая дата завершения: </w:t>
+      </w:r>
+      <w:r>
+        <w:rPr>
+          <w:rFonts w:ascii="Times New Roman" w:hAnsi="Times New Roman" w:cs="Times New Roman" w:eastAsia="Times New Roman"/>
+          <w:b w:val="0"/>
+          <w:sz w:val="21"/>
+          <w:u w:val="none"/>
+        </w:rPr>
+        <w:t>{{unloading_8_date}}</w:t>
+      </w:r>
+      <w:r>
+        <w:rPr>
+          <w:rFonts w:ascii="Times New Roman" w:hAnsi="Times New Roman" w:cs="Times New Roman" w:eastAsia="Times New Roman"/>
+          <w:b w:val="0"/>
+          <w:sz w:val="21"/>
+          <w:u w:val="none"/>
+        </w:rPr>
+        <w:t xml:space="preserve"> г.</w:t>
       </w:r>
     </w:p>
     <w:p>
@@ -2238,7 +2382,25 @@
           <w:sz w:val="21"/>
           <w:u w:val="none"/>
         </w:rPr>
-        <w:t>{{unloading_9_address}}. Плановая дата завершения: {{unloading_9_date}} г.</w:t>
+        <w:t xml:space="preserve">{{unloading_9_address}}. Плановая дата завершения: </w:t>
+      </w:r>
+      <w:r>
+        <w:rPr>
+          <w:rFonts w:ascii="Times New Roman" w:hAnsi="Times New Roman" w:cs="Times New Roman" w:eastAsia="Times New Roman"/>
+          <w:b w:val="0"/>
+          <w:sz w:val="21"/>
+          <w:u w:val="none"/>
+        </w:rPr>
+        <w:t>{{unloading_9_date}}</w:t>
+      </w:r>
+      <w:r>
+        <w:rPr>
+          <w:rFonts w:ascii="Times New Roman" w:hAnsi="Times New Roman" w:cs="Times New Roman" w:eastAsia="Times New Roman"/>
+          <w:b w:val="0"/>
+          <w:sz w:val="21"/>
+          <w:u w:val="none"/>
+        </w:rPr>
+        <w:t xml:space="preserve"> г.</w:t>
       </w:r>
     </w:p>
     <w:p>
@@ -2262,7 +2424,25 @@
           <w:sz w:val="21"/>
           <w:u w:val="none"/>
         </w:rPr>
-        <w:t>{{unloading_10_address}}. Плановая дата завершения: {{unloading_10_date}} г.</w:t>
+        <w:t xml:space="preserve">{{unloading_10_address}}. Плановая дата завершения: </w:t>
+      </w:r>
+      <w:r>
+        <w:rPr>
+          <w:rFonts w:ascii="Times New Roman" w:hAnsi="Times New Roman" w:cs="Times New Roman" w:eastAsia="Times New Roman"/>
+          <w:b w:val="0"/>
+          <w:sz w:val="21"/>
+          <w:u w:val="none"/>
+        </w:rPr>
+        <w:t>{{unloading_10_date}}</w:t>
+      </w:r>
+      <w:r>
+        <w:rPr>
+          <w:rFonts w:ascii="Times New Roman" w:hAnsi="Times New Roman" w:cs="Times New Roman" w:eastAsia="Times New Roman"/>
+          <w:b w:val="0"/>
+          <w:sz w:val="21"/>
+          <w:u w:val="none"/>
+        </w:rPr>
+        <w:t xml:space="preserve"> г.</w:t>
       </w:r>
     </w:p>
     <w:p>
@@ -2620,7 +2800,25 @@
           <w:sz w:val="21"/>
           <w:u w:val="none"/>
         </w:rPr>
-        <w:t>4.5. Оплата производится в течение 30 (тридцати) банковских дней с даты фактического возврата ТС и получения Арендатором последнего из обязательных надлежащим образом оформленных расчетных и закрывающих документов, в том числе через ЭДО.</w:t>
+        <w:t xml:space="preserve">4.5. Оплата производится в течение </w:t>
+      </w:r>
+      <w:r>
+        <w:rPr>
+          <w:rFonts w:ascii="Times New Roman" w:hAnsi="Times New Roman" w:cs="Times New Roman" w:eastAsia="Times New Roman"/>
+          <w:b w:val="0"/>
+          <w:sz w:val="21"/>
+          <w:u w:val="none"/>
+        </w:rPr>
+        <w:t>{{payment_days}}</w:t>
+      </w:r>
+      <w:r>
+        <w:rPr>
+          <w:rFonts w:ascii="Times New Roman" w:hAnsi="Times New Roman" w:cs="Times New Roman" w:eastAsia="Times New Roman"/>
+          <w:b w:val="0"/>
+          <w:sz w:val="21"/>
+          <w:u w:val="none"/>
+        </w:rPr>
+        <w:t xml:space="preserve"> ({{payment_days_words}}) банковских дней с даты фактического возврата ТС и получения Арендатором последнего из обязательных надлежащим образом оформленных расчетных и закрывающих документов, в том числе через ЭДО.</w:t>
       </w:r>
     </w:p>
     <w:p>

--- a/templates/shablon_arenda_ts_ip_without_vat.docx
+++ b/templates/shablon_arenda_ts_ip_without_vat.docx
@@ -139,7 +139,7 @@
           <w:sz w:val="21"/>
           <w:u w:val="none"/>
         </w:rPr>
-        <w:t>{{lessee_director_position}} {{lessee_director_name}}, действующего на основании {{lessee_basis}}.</w:t>
+        <w:t>{{lessee_director_position_rod}} {{lessee_director_name}}, {{lessee_director_acting_rod}} на основании {{lessee_basis}}.</w:t>
       </w:r>
     </w:p>
     <w:p>
@@ -154,7 +154,7 @@
           <w:sz w:val="21"/>
           <w:u w:val="none"/>
         </w:rPr>
-        <w:t>1.2. Арендодатель: {{lessor_full_name}} ({{lessor_short_name}}), ИНН {{lessor_inn}}, ОГРН {{lessor_ogrn}}, в лице {{lessor_director_position}} {{lessor_director_name}}, действующего на основании {{lessor_basis}}, именуемое в дальнейшем «Арендодатель».</w:t>
+        <w:t>1.2. Арендодатель: {{lessor_full_name}} ({{lessor_short_name}}), ИНН {{lessor_inn}}, ОГРН {{lessor_ogrn}}, в лице {{lessor_director_position_rod}} {{lessor_director_name}}, {{lessor_director_acting_rod}} на основании {{lessor_basis}}, именуемое в дальнейшем «Арендодатель».</w:t>
       </w:r>
     </w:p>
     <w:p>
@@ -3500,6 +3500,16 @@
                 <w:sz w:val="18"/>
                 <w:u w:val="none"/>
               </w:rPr>
+              <w:t>{{lessee_short_name}}</w:t>
+              <w:br/>
+            </w:r>
+            <w:r>
+              <w:rPr>
+                <w:rFonts w:ascii="Times New Roman" w:hAnsi="Times New Roman" w:cs="Times New Roman" w:eastAsia="Times New Roman"/>
+                <w:b/>
+                <w:sz w:val="18"/>
+                <w:u w:val="none"/>
+              </w:rPr>
               <w:t>ИНН {{lessee_inn}}</w:t>
               <w:br/>
             </w:r>
@@ -3521,6 +3531,16 @@
                 <w:u w:val="none"/>
               </w:rPr>
               <w:t>Юридический адрес: {{lessee_address}}</w:t>
+              <w:br/>
+            </w:r>
+            <w:r>
+              <w:rPr>
+                <w:rFonts w:ascii="Times New Roman" w:hAnsi="Times New Roman" w:cs="Times New Roman" w:eastAsia="Times New Roman"/>
+                <w:b/>
+                <w:sz w:val="18"/>
+                <w:u w:val="none"/>
+              </w:rPr>
+              <w:t>Фактический адрес: {{lessee_actual_address}}</w:t>
               <w:br/>
             </w:r>
             <w:r>
@@ -3645,6 +3665,16 @@
                 <w:sz w:val="18"/>
                 <w:u w:val="none"/>
               </w:rPr>
+              <w:t>{{lessor_short_name}}</w:t>
+              <w:br/>
+            </w:r>
+            <w:r>
+              <w:rPr>
+                <w:rFonts w:ascii="Times New Roman" w:hAnsi="Times New Roman" w:cs="Times New Roman" w:eastAsia="Times New Roman"/>
+                <w:b/>
+                <w:sz w:val="18"/>
+                <w:u w:val="none"/>
+              </w:rPr>
               <w:t>ИНН {{lessor_inn}}</w:t>
               <w:br/>
             </w:r>
@@ -3666,6 +3696,16 @@
                 <w:u w:val="none"/>
               </w:rPr>
               <w:t>Юридический адрес: {{lessor_address}}</w:t>
+              <w:br/>
+            </w:r>
+            <w:r>
+              <w:rPr>
+                <w:rFonts w:ascii="Times New Roman" w:hAnsi="Times New Roman" w:cs="Times New Roman" w:eastAsia="Times New Roman"/>
+                <w:b/>
+                <w:sz w:val="18"/>
+                <w:u w:val="none"/>
+              </w:rPr>
+              <w:t>Фактический адрес: {{lessor_actual_address}}</w:t>
               <w:br/>
             </w:r>
             <w:r>
@@ -3893,6 +3933,15 @@
               <w:spacing w:before="0" w:after="0" w:line="240" w:lineRule="auto"/>
               <w:jc w:val="left"/>
             </w:pPr>
+            <w:r>
+              <w:rPr>
+                <w:rFonts w:ascii="Times New Roman" w:hAnsi="Times New Roman" w:cs="Times New Roman" w:eastAsia="Times New Roman"/>
+                <w:b w:val="0"/>
+                <w:sz w:val="18"/>
+                <w:u w:val="none"/>
+              </w:rPr>
+              <w:t>{{transfer_place}}</w:t>
+            </w:r>
           </w:p>
         </w:tc>
       </w:tr>
@@ -3938,6 +3987,15 @@
               <w:spacing w:before="0" w:after="0" w:line="240" w:lineRule="auto"/>
               <w:jc w:val="left"/>
             </w:pPr>
+            <w:r>
+              <w:rPr>
+                <w:rFonts w:ascii="Times New Roman" w:hAnsi="Times New Roman" w:cs="Times New Roman" w:eastAsia="Times New Roman"/>
+                <w:b w:val="0"/>
+                <w:sz w:val="18"/>
+                <w:u w:val="none"/>
+              </w:rPr>
+              <w:t>{{transfer_datetime}}</w:t>
+            </w:r>
           </w:p>
         </w:tc>
       </w:tr>
@@ -4091,6 +4149,15 @@
               <w:spacing w:before="0" w:after="0" w:line="240" w:lineRule="auto"/>
               <w:jc w:val="left"/>
             </w:pPr>
+            <w:r>
+              <w:rPr>
+                <w:rFonts w:ascii="Times New Roman" w:hAnsi="Times New Roman" w:cs="Times New Roman" w:eastAsia="Times New Roman"/>
+                <w:b w:val="0"/>
+                <w:sz w:val="18"/>
+                <w:u w:val="none"/>
+              </w:rPr>
+              <w:t>{{transfer_mileage}}</w:t>
+            </w:r>
           </w:p>
         </w:tc>
       </w:tr>
@@ -4136,6 +4203,15 @@
               <w:spacing w:before="0" w:after="0" w:line="240" w:lineRule="auto"/>
               <w:jc w:val="left"/>
             </w:pPr>
+            <w:r>
+              <w:rPr>
+                <w:rFonts w:ascii="Times New Roman" w:hAnsi="Times New Roman" w:cs="Times New Roman" w:eastAsia="Times New Roman"/>
+                <w:b w:val="0"/>
+                <w:sz w:val="18"/>
+                <w:u w:val="none"/>
+              </w:rPr>
+              <w:t>{{transfer_condition}}</w:t>
+            </w:r>
           </w:p>
         </w:tc>
       </w:tr>
@@ -4188,7 +4264,7 @@
                 <w:sz w:val="18"/>
                 <w:u w:val="none"/>
               </w:rPr>
-              <w:t>СТС на тягач и прицеп/полуприцеп; ОСАГО; иные:</w:t>
+              <w:t>{{transfer_documents}}</w:t>
             </w:r>
           </w:p>
         </w:tc>
@@ -4330,6 +4406,15 @@
               <w:spacing w:before="0" w:after="0" w:line="240" w:lineRule="auto"/>
               <w:jc w:val="left"/>
             </w:pPr>
+            <w:r>
+              <w:rPr>
+                <w:rFonts w:ascii="Times New Roman" w:hAnsi="Times New Roman" w:cs="Times New Roman" w:eastAsia="Times New Roman"/>
+                <w:b w:val="0"/>
+                <w:sz w:val="18"/>
+                <w:u w:val="none"/>
+              </w:rPr>
+              <w:t>{{return_place}}</w:t>
+            </w:r>
           </w:p>
         </w:tc>
       </w:tr>
@@ -4375,6 +4460,15 @@
               <w:spacing w:before="0" w:after="0" w:line="240" w:lineRule="auto"/>
               <w:jc w:val="left"/>
             </w:pPr>
+            <w:r>
+              <w:rPr>
+                <w:rFonts w:ascii="Times New Roman" w:hAnsi="Times New Roman" w:cs="Times New Roman" w:eastAsia="Times New Roman"/>
+                <w:b w:val="0"/>
+                <w:sz w:val="18"/>
+                <w:u w:val="none"/>
+              </w:rPr>
+              <w:t>{{return_datetime}}</w:t>
+            </w:r>
           </w:p>
         </w:tc>
       </w:tr>
@@ -4420,6 +4514,15 @@
               <w:spacing w:before="0" w:after="0" w:line="240" w:lineRule="auto"/>
               <w:jc w:val="left"/>
             </w:pPr>
+            <w:r>
+              <w:rPr>
+                <w:rFonts w:ascii="Times New Roman" w:hAnsi="Times New Roman" w:cs="Times New Roman" w:eastAsia="Times New Roman"/>
+                <w:b w:val="0"/>
+                <w:sz w:val="18"/>
+                <w:u w:val="none"/>
+              </w:rPr>
+              <w:t>{{return_mileage}}</w:t>
+            </w:r>
           </w:p>
         </w:tc>
       </w:tr>
@@ -4465,6 +4568,15 @@
               <w:spacing w:before="0" w:after="0" w:line="240" w:lineRule="auto"/>
               <w:jc w:val="left"/>
             </w:pPr>
+            <w:r>
+              <w:rPr>
+                <w:rFonts w:ascii="Times New Roman" w:hAnsi="Times New Roman" w:cs="Times New Roman" w:eastAsia="Times New Roman"/>
+                <w:b w:val="0"/>
+                <w:sz w:val="18"/>
+                <w:u w:val="none"/>
+              </w:rPr>
+              <w:t>{{return_condition}}</w:t>
+            </w:r>
           </w:p>
         </w:tc>
       </w:tr>
@@ -4510,6 +4622,15 @@
               <w:spacing w:before="0" w:after="0" w:line="240" w:lineRule="auto"/>
               <w:jc w:val="left"/>
             </w:pPr>
+            <w:r>
+              <w:rPr>
+                <w:rFonts w:ascii="Times New Roman" w:hAnsi="Times New Roman" w:cs="Times New Roman" w:eastAsia="Times New Roman"/>
+                <w:b w:val="0"/>
+                <w:sz w:val="18"/>
+                <w:u w:val="none"/>
+              </w:rPr>
+              <w:t>{{return_notes}}</w:t>
+            </w:r>
           </w:p>
         </w:tc>
       </w:tr>
